--- a/MINUTAS.docx
+++ b/MINUTAS.docx
@@ -573,6 +573,88 @@
           <w:rtl w:val="0"/>
         </w:rPr>
         <w:t xml:space="preserve">Investigamos sobre la empresa CUTI para tener una mejor idea de cómo es su forma de trabajo y para tener un mejor enfoque.</w:t>
+      </w:r>
+    </w:p>
+    <w:p>
+      <w:pPr>
+        <w:rPr/>
+      </w:pPr>
+      <w:r>
+        <w:rPr>
+          <w:rtl w:val="0"/>
+        </w:rPr>
+      </w:r>
+    </w:p>
+    <w:p>
+      <w:pPr>
+        <w:rPr/>
+      </w:pPr>
+      <w:r>
+        <w:rPr>
+          <w:rtl w:val="0"/>
+        </w:rPr>
+      </w:r>
+    </w:p>
+    <w:p>
+      <w:pPr>
+        <w:rPr/>
+      </w:pPr>
+      <w:r>
+        <w:rPr>
+          <w:rtl w:val="0"/>
+        </w:rPr>
+        <w:t xml:space="preserve">14/4/2026 - 14:00 hs</w:t>
+      </w:r>
+    </w:p>
+    <w:p>
+      <w:pPr>
+        <w:rPr/>
+      </w:pPr>
+      <w:r>
+        <w:rPr>
+          <w:rtl w:val="0"/>
+        </w:rPr>
+      </w:r>
+    </w:p>
+    <w:p>
+      <w:pPr>
+        <w:rPr/>
+      </w:pPr>
+      <w:r>
+        <w:rPr>
+          <w:rtl w:val="0"/>
+        </w:rPr>
+        <w:t xml:space="preserve">Hoy acordamos trabajar para otra Empresa ya que con CUTI no pudimos llegar a ningún acuerdo para trabajar con ellos, esta nueva empresa se llama Mayta, ya definimos correo de contacto, nombre del Proyecto, nombre del Grupo, modalidad de trabajo (Scrum, también ya definimos roles), correo de contacto y el Cronograma de trabajo.</w:t>
+      </w:r>
+    </w:p>
+    <w:p>
+      <w:pPr>
+        <w:rPr/>
+      </w:pPr>
+      <w:r>
+        <w:rPr>
+          <w:rtl w:val="0"/>
+        </w:rPr>
+      </w:r>
+    </w:p>
+    <w:p>
+      <w:pPr>
+        <w:rPr/>
+      </w:pPr>
+      <w:r>
+        <w:rPr>
+          <w:rtl w:val="0"/>
+        </w:rPr>
+      </w:r>
+    </w:p>
+    <w:p>
+      <w:pPr>
+        <w:rPr/>
+      </w:pPr>
+      <w:r>
+        <w:rPr>
+          <w:rtl w:val="0"/>
+        </w:rPr>
       </w:r>
     </w:p>
     <w:p>

--- a/MINUTAS.docx
+++ b/MINUTAS.docx
@@ -625,6 +625,102 @@
           <w:rtl w:val="0"/>
         </w:rPr>
         <w:t xml:space="preserve">Hoy acordamos trabajar para otra Empresa ya que con CUTI no pudimos llegar a ningún acuerdo para trabajar con ellos, esta nueva empresa se llama Mayta, ya definimos correo de contacto, nombre del Proyecto, nombre del Grupo, modalidad de trabajo (Scrum, también ya definimos roles), correo de contacto y el Cronograma de trabajo.</w:t>
+      </w:r>
+    </w:p>
+    <w:p>
+      <w:pPr>
+        <w:rPr/>
+      </w:pPr>
+      <w:r>
+        <w:rPr>
+          <w:rtl w:val="0"/>
+        </w:rPr>
+      </w:r>
+    </w:p>
+    <w:p>
+      <w:pPr>
+        <w:rPr/>
+      </w:pPr>
+      <w:r>
+        <w:rPr>
+          <w:rtl w:val="0"/>
+        </w:rPr>
+        <w:t xml:space="preserve">27/4/2026 - 15:00 hs</w:t>
+      </w:r>
+    </w:p>
+    <w:p>
+      <w:pPr>
+        <w:rPr/>
+      </w:pPr>
+      <w:r>
+        <w:rPr>
+          <w:rtl w:val="0"/>
+        </w:rPr>
+      </w:r>
+    </w:p>
+    <w:p>
+      <w:pPr>
+        <w:rPr/>
+      </w:pPr>
+      <w:r>
+        <w:rPr>
+          <w:rtl w:val="0"/>
+        </w:rPr>
+        <w:t xml:space="preserve">Hoy tuvimos la entrevista con la empresa Mayta, nos explicaron que hacen, que tecnologías utilizan, planificamos futuras reuniones cada 15 dias aproximadamente, tambien definimos tener como medio de comunicación a Whatsapp, lo cual creamos un grupo para estar mas en contacto.</w:t>
+      </w:r>
+    </w:p>
+    <w:p>
+      <w:pPr>
+        <w:rPr/>
+      </w:pPr>
+      <w:r>
+        <w:rPr>
+          <w:rtl w:val="0"/>
+        </w:rPr>
+      </w:r>
+    </w:p>
+    <w:p>
+      <w:pPr>
+        <w:rPr/>
+      </w:pPr>
+      <w:r>
+        <w:rPr>
+          <w:rtl w:val="0"/>
+        </w:rPr>
+        <w:t xml:space="preserve">28/4/2026 - 15:00 hs</w:t>
+      </w:r>
+    </w:p>
+    <w:p>
+      <w:pPr>
+        <w:rPr/>
+      </w:pPr>
+      <w:r>
+        <w:rPr>
+          <w:rtl w:val="0"/>
+        </w:rPr>
+      </w:r>
+    </w:p>
+    <w:p>
+      <w:pPr>
+        <w:rPr/>
+      </w:pPr>
+      <w:r>
+        <w:rPr>
+          <w:rtl w:val="0"/>
+        </w:rPr>
+        <w:t xml:space="preserve">En el dia de hoy empezamos a investigar sobre Flutter, </w:t>
+      </w:r>
+      <w:r>
+        <w:rPr>
+          <w:rtl w:val="0"/>
+        </w:rPr>
+        <w:t xml:space="preserve">Netjs</w:t>
+      </w:r>
+      <w:r>
+        <w:rPr>
+          <w:rtl w:val="0"/>
+        </w:rPr>
+        <w:t xml:space="preserve">, tratar de simular un mini proyecto dentro de flutter para entenderlo de mejor manera.</w:t>
       </w:r>
     </w:p>
     <w:p>

--- a/MINUTAS.docx
+++ b/MINUTAS.docx
@@ -624,7 +624,7 @@
         <w:rPr>
           <w:rtl w:val="0"/>
         </w:rPr>
-        <w:t xml:space="preserve">Hoy acordamos trabajar para otra Empresa ya que con CUTI no pudimos llegar a ningún acuerdo para trabajar con ellos, esta nueva empresa se llama Mayta, ya definimos correo de contacto, nombre del Proyecto, nombre del Grupo, modalidad de trabajo (Scrum, también ya definimos roles), correo de contacto y el Cronograma de trabajo.</w:t>
+        <w:t xml:space="preserve">Hoy acordamos trabajar para otra Empresa ya que con CUTI no pudimos llegar a ningún acuerdo para trabajar con ellos, esta nueva empresa se llama Mayta(Imprenta), ya definimos correo de contacto, nombre del Proyecto, nombre del Grupo, modalidad de trabajo (Scrum, también ya definimos roles), correo de contacto y el Cronograma de trabajo.</w:t>
       </w:r>
     </w:p>
     <w:p>
@@ -721,6 +721,162 @@
           <w:rtl w:val="0"/>
         </w:rPr>
         <w:t xml:space="preserve">, tratar de simular un mini proyecto dentro de flutter para entenderlo de mejor manera.</w:t>
+      </w:r>
+    </w:p>
+    <w:p>
+      <w:pPr>
+        <w:rPr/>
+      </w:pPr>
+      <w:r>
+        <w:rPr>
+          <w:rtl w:val="0"/>
+        </w:rPr>
+      </w:r>
+    </w:p>
+    <w:p>
+      <w:pPr>
+        <w:rPr/>
+      </w:pPr>
+      <w:r>
+        <w:rPr>
+          <w:rtl w:val="0"/>
+        </w:rPr>
+        <w:t xml:space="preserve">6/5/2026 - 17hs</w:t>
+      </w:r>
+    </w:p>
+    <w:p>
+      <w:pPr>
+        <w:rPr/>
+      </w:pPr>
+      <w:r>
+        <w:rPr>
+          <w:rtl w:val="0"/>
+        </w:rPr>
+      </w:r>
+    </w:p>
+    <w:p>
+      <w:pPr>
+        <w:rPr/>
+      </w:pPr>
+      <w:r>
+        <w:rPr>
+          <w:rtl w:val="0"/>
+        </w:rPr>
+        <w:t xml:space="preserve">Este día nos reunimos para empezar con la documentación del Proyecto.</w:t>
+      </w:r>
+    </w:p>
+    <w:p>
+      <w:pPr>
+        <w:rPr/>
+      </w:pPr>
+      <w:r>
+        <w:rPr>
+          <w:rtl w:val="0"/>
+        </w:rPr>
+      </w:r>
+    </w:p>
+    <w:p>
+      <w:pPr>
+        <w:rPr/>
+      </w:pPr>
+      <w:r>
+        <w:rPr>
+          <w:rtl w:val="0"/>
+        </w:rPr>
+        <w:t xml:space="preserve">2/6/2026 - 16:03 </w:t>
+      </w:r>
+    </w:p>
+    <w:p>
+      <w:pPr>
+        <w:rPr/>
+      </w:pPr>
+      <w:r>
+        <w:rPr>
+          <w:rtl w:val="0"/>
+        </w:rPr>
+      </w:r>
+    </w:p>
+    <w:p>
+      <w:pPr>
+        <w:rPr/>
+      </w:pPr>
+      <w:r>
+        <w:rPr>
+          <w:rtl w:val="0"/>
+        </w:rPr>
+        <w:t xml:space="preserve">Hoy comenzamos a trabajar con lo que nos encargaron en los requerimientos.</w:t>
+      </w:r>
+    </w:p>
+    <w:p>
+      <w:pPr>
+        <w:rPr/>
+      </w:pPr>
+      <w:r>
+        <w:rPr>
+          <w:rtl w:val="0"/>
+        </w:rPr>
+      </w:r>
+    </w:p>
+    <w:p>
+      <w:pPr>
+        <w:rPr/>
+      </w:pPr>
+      <w:r>
+        <w:rPr>
+          <w:rtl w:val="0"/>
+        </w:rPr>
+      </w:r>
+    </w:p>
+    <w:p>
+      <w:pPr>
+        <w:rPr/>
+      </w:pPr>
+      <w:r>
+        <w:rPr>
+          <w:rtl w:val="0"/>
+        </w:rPr>
+      </w:r>
+    </w:p>
+    <w:p>
+      <w:pPr>
+        <w:rPr/>
+      </w:pPr>
+      <w:r>
+        <w:rPr>
+          <w:rtl w:val="0"/>
+        </w:rPr>
+      </w:r>
+    </w:p>
+    <w:p>
+      <w:pPr>
+        <w:rPr/>
+      </w:pPr>
+      <w:r>
+        <w:rPr>
+          <w:rtl w:val="0"/>
+        </w:rPr>
+        <w:t xml:space="preserve">3/6/2026 - 21.00 hs</w:t>
+      </w:r>
+    </w:p>
+    <w:p>
+      <w:pPr>
+        <w:rPr/>
+      </w:pPr>
+      <w:r>
+        <w:rPr>
+          <w:rtl w:val="0"/>
+        </w:rPr>
+      </w:r>
+    </w:p>
+    <w:p>
+      <w:pPr>
+        <w:rPr/>
+      </w:pPr>
+      <w:r>
+        <w:rPr>
+          <w:rtl w:val="0"/>
+        </w:rPr>
+        <w:t xml:space="preserve">Hoy nos reunimos los tres vía llamada para trabajar desde visual studio code con el proyecto y ya casi dejamos cumplido el primer requerimiento (RF01).</w:t>
       </w:r>
     </w:p>
     <w:p>
